--- a/ChromeExtension ItemATAPartNumber/Chrome Extension/How to Run the Application.docx
+++ b/ChromeExtension ItemATAPartNumber/Chrome Extension/How to Run the Application.docx
@@ -1,6 +1,6 @@
 
 <file path=word/document.xml><?xml version="1.0" encoding="utf-8"?>
-<w:document xmlns:wpc="http://schemas.microsoft.com/office/word/2010/wordprocessingCanvas" xmlns:cx="http://schemas.microsoft.com/office/drawing/2014/chartex" xmlns:cx1="http://schemas.microsoft.com/office/drawing/2015/9/8/chartex" xmlns:cx2="http://schemas.microsoft.com/office/drawing/2015/10/21/chartex" xmlns:cx3="http://schemas.microsoft.com/office/drawing/2016/5/9/chartex" xmlns:cx4="http://schemas.microsoft.com/office/drawing/2016/5/10/chartex" xmlns:cx5="http://schemas.microsoft.com/office/drawing/2016/5/11/chartex" xmlns:cx6="http://schemas.microsoft.com/office/drawing/2016/5/12/chartex" xmlns:cx7="http://schemas.microsoft.com/office/drawing/2016/5/13/chartex" xmlns:cx8="http://schemas.microsoft.com/office/drawing/2016/5/14/chartex" xmlns:mc="http://schemas.openxmlformats.org/markup-compatibility/2006" xmlns:aink="http://schemas.microsoft.com/office/drawing/2016/ink" xmlns:am3d="http://schemas.microsoft.com/office/drawing/2017/model3d" xmlns:o="urn:schemas-microsoft-com:office:office" xmlns:oel="http://schemas.microsoft.com/office/2019/extlst" xmlns:r="http://schemas.openxmlformats.org/officeDocument/2006/relationships" xmlns:m="http://schemas.openxmlformats.org/officeDocument/2006/math" xmlns:v="urn:schemas-microsoft-com:vml" xmlns:wp14="http://schemas.microsoft.com/office/word/2010/wordprocessingDrawing" xmlns:wp="http://schemas.openxmlformats.org/drawingml/2006/wordprocessingDrawing" xmlns:w10="urn:schemas-microsoft-com:office:word" xmlns:w="http://schemas.openxmlformats.org/wordprocessingml/2006/main" xmlns:w14="http://schemas.microsoft.com/office/word/2010/wordml" xmlns:w15="http://schemas.microsoft.com/office/word/2012/wordml" xmlns:w16cex="http://schemas.microsoft.com/office/word/2018/wordml/cex" xmlns:w16cid="http://schemas.microsoft.com/office/word/2016/wordml/cid" xmlns:w16="http://schemas.microsoft.com/office/word/2018/wordml" xmlns:w16du="http://schemas.microsoft.com/office/word/2023/wordml/word16du" xmlns:w16sdtdh="http://schemas.microsoft.com/office/word/2020/wordml/sdtdatahash" xmlns:w16se="http://schemas.microsoft.com/office/word/2015/wordml/symex" xmlns:wpg="http://schemas.microsoft.com/office/word/2010/wordprocessingGroup" xmlns:wpi="http://schemas.microsoft.com/office/word/2010/wordprocessingInk" xmlns:wne="http://schemas.microsoft.com/office/word/2006/wordml" xmlns:wps="http://schemas.microsoft.com/office/word/2010/wordprocessingShape" mc:Ignorable="w14 w15 w16se w16cid w16 w16cex w16sdtdh w16du wp14">
+<w:document xmlns:wpc="http://schemas.microsoft.com/office/word/2010/wordprocessingCanvas" xmlns:cx="http://schemas.microsoft.com/office/drawing/2014/chartex" xmlns:cx1="http://schemas.microsoft.com/office/drawing/2015/9/8/chartex" xmlns:cx2="http://schemas.microsoft.com/office/drawing/2015/10/21/chartex" xmlns:cx3="http://schemas.microsoft.com/office/drawing/2016/5/9/chartex" xmlns:cx4="http://schemas.microsoft.com/office/drawing/2016/5/10/chartex" xmlns:cx5="http://schemas.microsoft.com/office/drawing/2016/5/11/chartex" xmlns:cx6="http://schemas.microsoft.com/office/drawing/2016/5/12/chartex" xmlns:cx7="http://schemas.microsoft.com/office/drawing/2016/5/13/chartex" xmlns:cx8="http://schemas.microsoft.com/office/drawing/2016/5/14/chartex" xmlns:mc="http://schemas.openxmlformats.org/markup-compatibility/2006" xmlns:aink="http://schemas.microsoft.com/office/drawing/2016/ink" xmlns:am3d="http://schemas.microsoft.com/office/drawing/2017/model3d" xmlns:o="urn:schemas-microsoft-com:office:office" xmlns:oel="http://schemas.microsoft.com/office/2019/extlst" xmlns:r="http://schemas.openxmlformats.org/officeDocument/2006/relationships" xmlns:m="http://schemas.openxmlformats.org/officeDocument/2006/math" xmlns:v="urn:schemas-microsoft-com:vml" xmlns:wp14="http://schemas.microsoft.com/office/word/2010/wordprocessingDrawing" xmlns:wp="http://schemas.openxmlformats.org/drawingml/2006/wordprocessingDrawing" xmlns:w10="urn:schemas-microsoft-com:office:word" xmlns:w="http://schemas.openxmlformats.org/wordprocessingml/2006/main" xmlns:w14="http://schemas.microsoft.com/office/word/2010/wordml" xmlns:w15="http://schemas.microsoft.com/office/word/2012/wordml" xmlns:w16cex="http://schemas.microsoft.com/office/word/2018/wordml/cex" xmlns:w16cid="http://schemas.microsoft.com/office/word/2016/wordml/cid" xmlns:w16="http://schemas.microsoft.com/office/word/2018/wordml" xmlns:w16du="http://schemas.microsoft.com/office/word/2023/wordml/word16du" xmlns:w16sdtdh="http://schemas.microsoft.com/office/word/2020/wordml/sdtdatahash" xmlns:w16sdtfl="http://schemas.microsoft.com/office/word/2024/wordml/sdtformatlock" xmlns:w16se="http://schemas.microsoft.com/office/word/2015/wordml/symex" xmlns:wpg="http://schemas.microsoft.com/office/word/2010/wordprocessingGroup" xmlns:wpi="http://schemas.microsoft.com/office/word/2010/wordprocessingInk" xmlns:wne="http://schemas.microsoft.com/office/word/2006/wordml" xmlns:wps="http://schemas.microsoft.com/office/word/2010/wordprocessingShape" mc:Ignorable="w14 w15 w16se w16cid w16 w16cex w16sdtdh w16sdtfl w16du wp14">
   <w:body>
     <w:p>
       <w:pPr>
@@ -66,217 +66,38 @@
           <w:sz w:val="32"/>
           <w:szCs w:val="32"/>
         </w:rPr>
-        <w:t>Import the Data</w:t>
+        <w:t>Run the Application.</w:t>
       </w:r>
     </w:p>
     <w:p>
       <w:pPr>
-        <w:jc w:val="both"/>
+        <w:rPr>
+          <w:noProof/>
+        </w:rPr>
       </w:pPr>
       <w:r>
-        <w:t>Click o</w:t>
+        <w:t>Select any item number in the Engine Manual in Chrome, right-click it, and select “Chrome Extension – EAPD</w:t>
       </w:r>
       <w:r>
-        <w:t>n the Extension Icon</w:t>
+        <w:t xml:space="preserve"> -&gt; </w:t>
+      </w:r>
+      <w:r>
+        <w:t>Find ATA Code and PN</w:t>
+      </w:r>
+      <w:r>
+        <w:t>” from the context menu.</w:t>
       </w:r>
     </w:p>
     <w:p>
-      <w:pPr>
-        <w:jc w:val="both"/>
-      </w:pPr>
-      <w:r>
-        <w:rPr>
-          <w:noProof/>
-        </w:rPr>
-        <mc:AlternateContent>
-          <mc:Choice Requires="wpg">
-            <w:drawing>
-              <wp:anchor distT="0" distB="0" distL="114300" distR="114300" simplePos="0" relativeHeight="251659264" behindDoc="0" locked="0" layoutInCell="1" allowOverlap="1" wp14:anchorId="04EE8429" wp14:editId="288CAB16">
-                <wp:simplePos x="0" y="0"/>
-                <wp:positionH relativeFrom="column">
-                  <wp:posOffset>1390650</wp:posOffset>
-                </wp:positionH>
-                <wp:positionV relativeFrom="paragraph">
-                  <wp:posOffset>92710</wp:posOffset>
-                </wp:positionV>
-                <wp:extent cx="2686425" cy="362058"/>
-                <wp:effectExtent l="19050" t="19050" r="19050" b="19050"/>
-                <wp:wrapNone/>
-                <wp:docPr id="17" name="Group 16">
-                  <a:extLst xmlns:a="http://schemas.openxmlformats.org/drawingml/2006/main">
-                    <a:ext uri="{FF2B5EF4-FFF2-40B4-BE49-F238E27FC236}">
-                      <a16:creationId xmlns:a16="http://schemas.microsoft.com/office/drawing/2014/main" id="{09948778-829B-1056-F5AD-1FBB0D8A80E8}"/>
-                    </a:ext>
-                  </a:extLst>
-                </wp:docPr>
-                <wp:cNvGraphicFramePr/>
-                <a:graphic xmlns:a="http://schemas.openxmlformats.org/drawingml/2006/main">
-                  <a:graphicData uri="http://schemas.microsoft.com/office/word/2010/wordprocessingGroup">
-                    <wpg:wgp>
-                      <wpg:cNvGrpSpPr/>
-                      <wpg:grpSpPr>
-                        <a:xfrm>
-                          <a:off x="0" y="0"/>
-                          <a:ext cx="2686425" cy="362058"/>
-                          <a:chOff x="0" y="59986"/>
-                          <a:chExt cx="2686425" cy="362058"/>
-                        </a:xfrm>
-                      </wpg:grpSpPr>
-                      <pic:pic xmlns:pic="http://schemas.openxmlformats.org/drawingml/2006/picture">
-                        <pic:nvPicPr>
-                          <pic:cNvPr id="1" name="Picture 1">
-                            <a:extLst>
-                              <a:ext uri="{FF2B5EF4-FFF2-40B4-BE49-F238E27FC236}">
-                                <a16:creationId xmlns:a16="http://schemas.microsoft.com/office/drawing/2014/main" id="{91B5C84C-45C7-546B-C7BB-72B86EFCC35A}"/>
-                              </a:ext>
-                            </a:extLst>
-                          </pic:cNvPr>
-                          <pic:cNvPicPr>
-                            <a:picLocks noChangeAspect="1"/>
-                          </pic:cNvPicPr>
-                        </pic:nvPicPr>
-                        <pic:blipFill>
-                          <a:blip r:embed="rId5"/>
-                          <a:stretch>
-                            <a:fillRect/>
-                          </a:stretch>
-                        </pic:blipFill>
-                        <pic:spPr>
-                          <a:xfrm>
-                            <a:off x="0" y="60043"/>
-                            <a:ext cx="2686425" cy="362001"/>
-                          </a:xfrm>
-                          <a:prstGeom prst="rect">
-                            <a:avLst/>
-                          </a:prstGeom>
-                          <a:ln>
-                            <a:solidFill>
-                              <a:schemeClr val="tx1"/>
-                            </a:solidFill>
-                          </a:ln>
-                        </pic:spPr>
-                      </pic:pic>
-                      <wps:wsp>
-                        <wps:cNvPr id="2" name="Rectangle 2">
-                          <a:extLst>
-                            <a:ext uri="{FF2B5EF4-FFF2-40B4-BE49-F238E27FC236}">
-                              <a16:creationId xmlns:a16="http://schemas.microsoft.com/office/drawing/2014/main" id="{22A4DAE1-F0F8-6B2B-A01E-558D952782F5}"/>
-                            </a:ext>
-                          </a:extLst>
-                        </wps:cNvPr>
-                        <wps:cNvSpPr/>
-                        <wps:spPr>
-                          <a:xfrm>
-                            <a:off x="740870" y="59986"/>
-                            <a:ext cx="335455" cy="361550"/>
-                          </a:xfrm>
-                          <a:prstGeom prst="rect">
-                            <a:avLst/>
-                          </a:prstGeom>
-                          <a:noFill/>
-                          <a:ln>
-                            <a:solidFill>
-                              <a:srgbClr val="FF0000"/>
-                            </a:solidFill>
-                          </a:ln>
-                        </wps:spPr>
-                        <wps:style>
-                          <a:lnRef idx="2">
-                            <a:schemeClr val="accent1">
-                              <a:shade val="15000"/>
-                            </a:schemeClr>
-                          </a:lnRef>
-                          <a:fillRef idx="1">
-                            <a:schemeClr val="accent1"/>
-                          </a:fillRef>
-                          <a:effectRef idx="0">
-                            <a:schemeClr val="accent1"/>
-                          </a:effectRef>
-                          <a:fontRef idx="minor">
-                            <a:schemeClr val="lt1"/>
-                          </a:fontRef>
-                        </wps:style>
-                        <wps:bodyPr rtlCol="0" anchor="ctr"/>
-                      </wps:wsp>
-                    </wpg:wgp>
-                  </a:graphicData>
-                </a:graphic>
-                <wp14:sizeRelV relativeFrom="margin">
-                  <wp14:pctHeight>0</wp14:pctHeight>
-                </wp14:sizeRelV>
-              </wp:anchor>
-            </w:drawing>
-          </mc:Choice>
-          <mc:Fallback>
-            <w:pict>
-              <v:group w14:anchorId="0B16F2B2" id="Group 16" o:spid="_x0000_s1026" style="position:absolute;margin-left:109.5pt;margin-top:7.3pt;width:211.55pt;height:28.5pt;z-index:251659264;mso-height-relative:margin" coordorigin=",599" coordsize="26864,3620" o:gfxdata="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">
-                <v:shapetype id="_x0000_t75" coordsize="21600,21600" o:spt="75" o:preferrelative="t" path="m@4@5l@4@11@9@11@9@5xe" filled="f" stroked="f">
-                  <v:stroke joinstyle="miter"/>
-                  <v:formulas>
-                    <v:f eqn="if lineDrawn pixelLineWidth 0"/>
-                    <v:f eqn="sum @0 1 0"/>
-                    <v:f eqn="sum 0 0 @1"/>
-                    <v:f eqn="prod @2 1 2"/>
-                    <v:f eqn="prod @3 21600 pixelWidth"/>
-                    <v:f eqn="prod @3 21600 pixelHeight"/>
-                    <v:f eqn="sum @0 0 1"/>
-                    <v:f eqn="prod @6 1 2"/>
-                    <v:f eqn="prod @7 21600 pixelWidth"/>
-                    <v:f eqn="sum @8 21600 0"/>
-                    <v:f eqn="prod @7 21600 pixelHeight"/>
-                    <v:f eqn="sum @10 21600 0"/>
-                  </v:formulas>
-                  <v:path o:extrusionok="f" gradientshapeok="t" o:connecttype="rect"/>
-                  <o:lock v:ext="edit" aspectratio="t"/>
-                </v:shapetype>
-                <v:shape id="Picture 1" o:spid="_x0000_s1027" type="#_x0000_t75" style="position:absolute;top:600;width:26864;height:3620;visibility:visible;mso-wrap-style:square" o:gfxdata="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" stroked="t" strokecolor="black [3213]">
-                  <v:imagedata r:id="rId6" o:title=""/>
-                  <v:path arrowok="t"/>
-                </v:shape>
-                <v:rect id="Rectangle 2" o:spid="_x0000_s1028" style="position:absolute;left:7408;top:599;width:3355;height:3616;visibility:visible;mso-wrap-style:square;v-text-anchor:middle" o:gfxdata="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" filled="f" strokecolor="red" strokeweight="1pt"/>
-              </v:group>
-            </w:pict>
-          </mc:Fallback>
-        </mc:AlternateContent>
-      </w:r>
-    </w:p>
-    <w:p>
-      <w:pPr>
-        <w:jc w:val="both"/>
-        <w:rPr>
-          <w:b/>
-          <w:bCs/>
-          <w:color w:val="002060"/>
-          <w:sz w:val="36"/>
-          <w:szCs w:val="36"/>
-          <w:u w:val="single"/>
-        </w:rPr>
-      </w:pPr>
-    </w:p>
-    <w:p>
-      <w:pPr>
-        <w:jc w:val="both"/>
-      </w:pPr>
-      <w:r>
-        <w:t>The followi</w:t>
-      </w:r>
-      <w:r>
-        <w:t>ng dialog will be opened. Enter the system User Id and Password and click on Upload button. Data will be uploaded into system background.</w:t>
-      </w:r>
-    </w:p>
-    <w:p>
-      <w:pPr>
-        <w:jc w:val="center"/>
-      </w:pPr>
       <w:r>
         <w:rPr>
           <w:noProof/>
         </w:rPr>
         <w:drawing>
-          <wp:inline distT="0" distB="0" distL="0" distR="0" wp14:anchorId="18832A67" wp14:editId="0694BBB3">
-            <wp:extent cx="1171575" cy="1560011"/>
-            <wp:effectExtent l="19050" t="19050" r="9525" b="21590"/>
-            <wp:docPr id="3" name="Picture 3"/>
+          <wp:inline distT="0" distB="0" distL="0" distR="0" wp14:anchorId="18D5B8B9" wp14:editId="05507F7F">
+            <wp:extent cx="5934075" cy="2638425"/>
+            <wp:effectExtent l="0" t="0" r="9525" b="9525"/>
+            <wp:docPr id="349541729" name="Picture 1"/>
             <wp:cNvGraphicFramePr>
               <a:graphicFrameLocks xmlns:a="http://schemas.openxmlformats.org/drawingml/2006/main" noChangeAspect="1"/>
             </wp:cNvGraphicFramePr>
@@ -284,27 +105,35 @@
               <a:graphicData uri="http://schemas.openxmlformats.org/drawingml/2006/picture">
                 <pic:pic xmlns:pic="http://schemas.openxmlformats.org/drawingml/2006/picture">
                   <pic:nvPicPr>
-                    <pic:cNvPr id="1" name=""/>
-                    <pic:cNvPicPr/>
+                    <pic:cNvPr id="0" name="Picture 1"/>
+                    <pic:cNvPicPr>
+                      <a:picLocks noChangeAspect="1" noChangeArrowheads="1"/>
+                    </pic:cNvPicPr>
                   </pic:nvPicPr>
                   <pic:blipFill>
-                    <a:blip r:embed="rId7"/>
+                    <a:blip r:embed="rId5">
+                      <a:extLst>
+                        <a:ext uri="{28A0092B-C50C-407E-A947-70E740481C1C}">
+                          <a14:useLocalDpi xmlns:a14="http://schemas.microsoft.com/office/drawing/2010/main" val="0"/>
+                        </a:ext>
+                      </a:extLst>
+                    </a:blip>
+                    <a:srcRect/>
                     <a:stretch>
                       <a:fillRect/>
                     </a:stretch>
                   </pic:blipFill>
-                  <pic:spPr>
+                  <pic:spPr bwMode="auto">
                     <a:xfrm>
                       <a:off x="0" y="0"/>
-                      <a:ext cx="1173847" cy="1563037"/>
+                      <a:ext cx="5934075" cy="2638425"/>
                     </a:xfrm>
                     <a:prstGeom prst="rect">
                       <a:avLst/>
                     </a:prstGeom>
+                    <a:noFill/>
                     <a:ln>
-                      <a:solidFill>
-                        <a:schemeClr val="tx1"/>
-                      </a:solidFill>
+                      <a:noFill/>
                     </a:ln>
                   </pic:spPr>
                 </pic:pic>
@@ -322,76 +151,33 @@
           <w:iCs/>
         </w:rPr>
       </w:pPr>
+    </w:p>
+    <w:p>
+      <w:pPr>
+        <w:jc w:val="both"/>
+      </w:pPr>
+      <w:r>
+        <w:t>the following output will be shown</w:t>
+      </w:r>
+    </w:p>
+    <w:p>
+      <w:pPr>
+        <w:jc w:val="center"/>
+        <w:rPr>
+          <w:i/>
+          <w:iCs/>
+        </w:rPr>
+      </w:pPr>
       <w:r>
         <w:rPr>
           <w:i/>
           <w:iCs/>
         </w:rPr>
-        <w:t>Note: Whenever Module Id information is changed, there user must import data using above options. i.e. whenever “PW1100G IMRO Engineering Master.xlsm” and “PW1100G IMRO.xlsm” information is updated.</w:t>
-      </w:r>
-    </w:p>
-    <w:p>
-      <w:pPr>
-        <w:jc w:val="both"/>
-        <w:rPr>
-          <w:b/>
-          <w:bCs/>
-          <w:color w:val="00B0F0"/>
-          <w:sz w:val="32"/>
-          <w:szCs w:val="32"/>
-        </w:rPr>
-      </w:pPr>
-      <w:r>
-        <w:rPr>
-          <w:b/>
-          <w:bCs/>
-          <w:color w:val="00B0F0"/>
-          <w:sz w:val="32"/>
-          <w:szCs w:val="32"/>
-        </w:rPr>
-        <w:t xml:space="preserve">How </w:t>
-      </w:r>
-      <w:r>
-        <w:rPr>
-          <w:b/>
-          <w:bCs/>
-          <w:color w:val="00B0F0"/>
-          <w:sz w:val="32"/>
-          <w:szCs w:val="32"/>
-        </w:rPr>
-        <w:t>Run the Application.</w:t>
-      </w:r>
-    </w:p>
-    <w:p>
-      <w:pPr>
-        <w:jc w:val="both"/>
-      </w:pPr>
-      <w:r>
-        <w:t xml:space="preserve">Select any DMC number in </w:t>
-      </w:r>
-      <w:r>
-        <w:t>chrome</w:t>
-      </w:r>
-      <w:r>
-        <w:t xml:space="preserve"> from Engine Manual</w:t>
-      </w:r>
-      <w:r>
-        <w:t xml:space="preserve">, right click, </w:t>
-      </w:r>
-      <w:r>
-        <w:t>click on “Chrome Extension – Module ID” -&gt; “Find Module ID for DMC”</w:t>
-      </w:r>
-    </w:p>
-    <w:p>
-      <w:pPr>
-        <w:jc w:val="center"/>
-      </w:pPr>
-      <w:r>
         <w:drawing>
-          <wp:inline distT="0" distB="0" distL="0" distR="0" wp14:anchorId="63558F37" wp14:editId="15A4C395">
-            <wp:extent cx="5943600" cy="2054860"/>
-            <wp:effectExtent l="19050" t="19050" r="19050" b="21590"/>
-            <wp:docPr id="1257899359" name="Picture 1" descr="A screenshot of a computer&#10;&#10;Description automatically generated"/>
+          <wp:inline distT="0" distB="0" distL="0" distR="0" wp14:anchorId="2635B8CF" wp14:editId="75FF922C">
+            <wp:extent cx="5696745" cy="1981477"/>
+            <wp:effectExtent l="0" t="0" r="0" b="0"/>
+            <wp:docPr id="151551223" name="Picture 1"/>
             <wp:cNvGraphicFramePr>
               <a:graphicFrameLocks xmlns:a="http://schemas.openxmlformats.org/drawingml/2006/main" noChangeAspect="1"/>
             </wp:cNvGraphicFramePr>
@@ -399,11 +185,11 @@
               <a:graphicData uri="http://schemas.openxmlformats.org/drawingml/2006/picture">
                 <pic:pic xmlns:pic="http://schemas.openxmlformats.org/drawingml/2006/picture">
                   <pic:nvPicPr>
-                    <pic:cNvPr id="1257899359" name="Picture 1" descr="A screenshot of a computer&#10;&#10;Description automatically generated"/>
+                    <pic:cNvPr id="151551223" name=""/>
                     <pic:cNvPicPr/>
                   </pic:nvPicPr>
                   <pic:blipFill>
-                    <a:blip r:embed="rId8"/>
+                    <a:blip r:embed="rId6"/>
                     <a:stretch>
                       <a:fillRect/>
                     </a:stretch>
@@ -411,16 +197,11 @@
                   <pic:spPr>
                     <a:xfrm>
                       <a:off x="0" y="0"/>
-                      <a:ext cx="5943600" cy="2054860"/>
+                      <a:ext cx="5696745" cy="1981477"/>
                     </a:xfrm>
                     <a:prstGeom prst="rect">
                       <a:avLst/>
                     </a:prstGeom>
-                    <a:ln>
-                      <a:solidFill>
-                        <a:schemeClr val="accent1"/>
-                      </a:solidFill>
-                    </a:ln>
                   </pic:spPr>
                 </pic:pic>
               </a:graphicData>
@@ -431,212 +212,13 @@
     </w:p>
     <w:p>
       <w:pPr>
-        <w:jc w:val="both"/>
-        <w:rPr>
-          <w:i/>
-          <w:iCs/>
-        </w:rPr>
+        <w:jc w:val="center"/>
       </w:pPr>
     </w:p>
     <w:p>
       <w:pPr>
-        <w:jc w:val="both"/>
-        <w:rPr>
-          <w:i/>
-          <w:iCs/>
-        </w:rPr>
-      </w:pPr>
-    </w:p>
-    <w:p>
-      <w:pPr>
-        <w:jc w:val="both"/>
-      </w:pPr>
-      <w:r>
-        <w:t>the following output will be shown</w:t>
-      </w:r>
-    </w:p>
-    <w:p>
-      <w:pPr>
         <w:jc w:val="center"/>
-        <w:rPr>
-          <w:i/>
-          <w:iCs/>
-        </w:rPr>
-      </w:pPr>
-      <w:r>
-        <w:rPr>
-          <w:i/>
-          <w:iCs/>
-        </w:rPr>
-        <w:drawing>
-          <wp:inline distT="0" distB="0" distL="0" distR="0" wp14:anchorId="3017DFFE" wp14:editId="4400A7FE">
-            <wp:extent cx="5486400" cy="914296"/>
-            <wp:effectExtent l="19050" t="19050" r="19050" b="19685"/>
-            <wp:docPr id="801094030" name="Picture 1" descr="A close-up of a number&#10;&#10;Description automatically generated"/>
-            <wp:cNvGraphicFramePr>
-              <a:graphicFrameLocks xmlns:a="http://schemas.openxmlformats.org/drawingml/2006/main" noChangeAspect="1"/>
-            </wp:cNvGraphicFramePr>
-            <a:graphic xmlns:a="http://schemas.openxmlformats.org/drawingml/2006/main">
-              <a:graphicData uri="http://schemas.openxmlformats.org/drawingml/2006/picture">
-                <pic:pic xmlns:pic="http://schemas.openxmlformats.org/drawingml/2006/picture">
-                  <pic:nvPicPr>
-                    <pic:cNvPr id="801094030" name="Picture 1" descr="A close-up of a number&#10;&#10;Description automatically generated"/>
-                    <pic:cNvPicPr/>
-                  </pic:nvPicPr>
-                  <pic:blipFill rotWithShape="1">
-                    <a:blip r:embed="rId9"/>
-                    <a:srcRect l="680" r="1350"/>
-                    <a:stretch/>
-                  </pic:blipFill>
-                  <pic:spPr bwMode="auto">
-                    <a:xfrm>
-                      <a:off x="0" y="0"/>
-                      <a:ext cx="5487793" cy="914528"/>
-                    </a:xfrm>
-                    <a:prstGeom prst="rect">
-                      <a:avLst/>
-                    </a:prstGeom>
-                    <a:ln w="9525" cap="flat" cmpd="sng" algn="ctr">
-                      <a:solidFill>
-                        <a:srgbClr val="156082"/>
-                      </a:solidFill>
-                      <a:prstDash val="solid"/>
-                      <a:round/>
-                      <a:headEnd type="none" w="med" len="med"/>
-                      <a:tailEnd type="none" w="med" len="med"/>
-                      <a:extLst>
-                        <a:ext uri="{C807C97D-BFC1-408E-A445-0C87EB9F89A2}">
-                          <ask:lineSketchStyleProps xmlns:ask="http://schemas.microsoft.com/office/drawing/2018/sketchyshapes" sd="0">
-                            <a:custGeom>
-                              <a:avLst/>
-                              <a:gdLst/>
-                              <a:ahLst/>
-                              <a:cxnLst/>
-                              <a:rect l="0" t="0" r="0" b="0"/>
-                              <a:pathLst/>
-                            </a:custGeom>
-                            <ask:type/>
-                          </ask:lineSketchStyleProps>
-                        </a:ext>
-                      </a:extLst>
-                    </a:ln>
-                    <a:extLst>
-                      <a:ext uri="{53640926-AAD7-44D8-BBD7-CCE9431645EC}">
-                        <a14:shadowObscured xmlns:a14="http://schemas.microsoft.com/office/drawing/2010/main"/>
-                      </a:ext>
-                    </a:extLst>
-                  </pic:spPr>
-                </pic:pic>
-              </a:graphicData>
-            </a:graphic>
-          </wp:inline>
-        </w:drawing>
-      </w:r>
-    </w:p>
-    <w:p>
-      <w:pPr>
-        <w:jc w:val="both"/>
-      </w:pPr>
-      <w:r>
-        <w:t>Similarly, user get the module ID for part number as well</w:t>
-      </w:r>
-      <w:r>
-        <w:t xml:space="preserve"> using “Find Module ID for Part Number”</w:t>
-      </w:r>
-    </w:p>
-    <w:p>
-      <w:pPr>
-        <w:jc w:val="center"/>
-      </w:pPr>
-      <w:r>
-        <w:drawing>
-          <wp:inline distT="0" distB="0" distL="0" distR="0" wp14:anchorId="7C5A345F" wp14:editId="09FFE577">
-            <wp:extent cx="3962400" cy="2361790"/>
-            <wp:effectExtent l="19050" t="19050" r="19050" b="19685"/>
-            <wp:docPr id="1504223303" name="Picture 1" descr="A screenshot of a computer&#10;&#10;Description automatically generated"/>
-            <wp:cNvGraphicFramePr>
-              <a:graphicFrameLocks xmlns:a="http://schemas.openxmlformats.org/drawingml/2006/main" noChangeAspect="1"/>
-            </wp:cNvGraphicFramePr>
-            <a:graphic xmlns:a="http://schemas.openxmlformats.org/drawingml/2006/main">
-              <a:graphicData uri="http://schemas.openxmlformats.org/drawingml/2006/picture">
-                <pic:pic xmlns:pic="http://schemas.openxmlformats.org/drawingml/2006/picture">
-                  <pic:nvPicPr>
-                    <pic:cNvPr id="1504223303" name="Picture 1" descr="A screenshot of a computer&#10;&#10;Description automatically generated"/>
-                    <pic:cNvPicPr/>
-                  </pic:nvPicPr>
-                  <pic:blipFill>
-                    <a:blip r:embed="rId10"/>
-                    <a:stretch>
-                      <a:fillRect/>
-                    </a:stretch>
-                  </pic:blipFill>
-                  <pic:spPr>
-                    <a:xfrm>
-                      <a:off x="0" y="0"/>
-                      <a:ext cx="3970071" cy="2366362"/>
-                    </a:xfrm>
-                    <a:prstGeom prst="rect">
-                      <a:avLst/>
-                    </a:prstGeom>
-                    <a:ln>
-                      <a:solidFill>
-                        <a:schemeClr val="accent1"/>
-                      </a:solidFill>
-                    </a:ln>
-                  </pic:spPr>
-                </pic:pic>
-              </a:graphicData>
-            </a:graphic>
-          </wp:inline>
-        </w:drawing>
-      </w:r>
-    </w:p>
-    <w:p>
-      <w:pPr>
-        <w:jc w:val="center"/>
-      </w:pPr>
-      <w:r>
-        <w:drawing>
-          <wp:inline distT="0" distB="0" distL="0" distR="0" wp14:anchorId="3E07C057" wp14:editId="3120BEFB">
-            <wp:extent cx="5611008" cy="914528"/>
-            <wp:effectExtent l="19050" t="19050" r="8890" b="19050"/>
-            <wp:docPr id="432061020" name="Picture 1" descr="A close-up of a computer code&#10;&#10;Description automatically generated"/>
-            <wp:cNvGraphicFramePr>
-              <a:graphicFrameLocks xmlns:a="http://schemas.openxmlformats.org/drawingml/2006/main" noChangeAspect="1"/>
-            </wp:cNvGraphicFramePr>
-            <a:graphic xmlns:a="http://schemas.openxmlformats.org/drawingml/2006/main">
-              <a:graphicData uri="http://schemas.openxmlformats.org/drawingml/2006/picture">
-                <pic:pic xmlns:pic="http://schemas.openxmlformats.org/drawingml/2006/picture">
-                  <pic:nvPicPr>
-                    <pic:cNvPr id="432061020" name="Picture 1" descr="A close-up of a computer code&#10;&#10;Description automatically generated"/>
-                    <pic:cNvPicPr/>
-                  </pic:nvPicPr>
-                  <pic:blipFill>
-                    <a:blip r:embed="rId11"/>
-                    <a:stretch>
-                      <a:fillRect/>
-                    </a:stretch>
-                  </pic:blipFill>
-                  <pic:spPr>
-                    <a:xfrm>
-                      <a:off x="0" y="0"/>
-                      <a:ext cx="5611008" cy="914528"/>
-                    </a:xfrm>
-                    <a:prstGeom prst="rect">
-                      <a:avLst/>
-                    </a:prstGeom>
-                    <a:ln>
-                      <a:solidFill>
-                        <a:schemeClr val="accent1"/>
-                      </a:solidFill>
-                    </a:ln>
-                  </pic:spPr>
-                </pic:pic>
-              </a:graphicData>
-            </a:graphic>
-          </wp:inline>
-        </w:drawing>
-      </w:r>
+      </w:pPr>
     </w:p>
     <w:sectPr>
       <w:pgSz w:w="12240" w:h="15840"/>
@@ -649,7 +231,7 @@
 </file>
 
 <file path=word/numbering.xml><?xml version="1.0" encoding="utf-8"?>
-<w:numbering xmlns:wpc="http://schemas.microsoft.com/office/word/2010/wordprocessingCanvas" xmlns:cx="http://schemas.microsoft.com/office/drawing/2014/chartex" xmlns:cx1="http://schemas.microsoft.com/office/drawing/2015/9/8/chartex" xmlns:cx2="http://schemas.microsoft.com/office/drawing/2015/10/21/chartex" xmlns:cx3="http://schemas.microsoft.com/office/drawing/2016/5/9/chartex" xmlns:cx4="http://schemas.microsoft.com/office/drawing/2016/5/10/chartex" xmlns:cx5="http://schemas.microsoft.com/office/drawing/2016/5/11/chartex" xmlns:cx6="http://schemas.microsoft.com/office/drawing/2016/5/12/chartex" xmlns:cx7="http://schemas.microsoft.com/office/drawing/2016/5/13/chartex" xmlns:cx8="http://schemas.microsoft.com/office/drawing/2016/5/14/chartex" xmlns:mc="http://schemas.openxmlformats.org/markup-compatibility/2006" xmlns:aink="http://schemas.microsoft.com/office/drawing/2016/ink" xmlns:am3d="http://schemas.microsoft.com/office/drawing/2017/model3d" xmlns:o="urn:schemas-microsoft-com:office:office" xmlns:oel="http://schemas.microsoft.com/office/2019/extlst" xmlns:r="http://schemas.openxmlformats.org/officeDocument/2006/relationships" xmlns:m="http://schemas.openxmlformats.org/officeDocument/2006/math" xmlns:v="urn:schemas-microsoft-com:vml" xmlns:wp14="http://schemas.microsoft.com/office/word/2010/wordprocessingDrawing" xmlns:wp="http://schemas.openxmlformats.org/drawingml/2006/wordprocessingDrawing" xmlns:w10="urn:schemas-microsoft-com:office:word" xmlns:w="http://schemas.openxmlformats.org/wordprocessingml/2006/main" xmlns:w14="http://schemas.microsoft.com/office/word/2010/wordml" xmlns:w15="http://schemas.microsoft.com/office/word/2012/wordml" xmlns:w16cex="http://schemas.microsoft.com/office/word/2018/wordml/cex" xmlns:w16cid="http://schemas.microsoft.com/office/word/2016/wordml/cid" xmlns:w16="http://schemas.microsoft.com/office/word/2018/wordml" xmlns:w16du="http://schemas.microsoft.com/office/word/2023/wordml/word16du" xmlns:w16sdtdh="http://schemas.microsoft.com/office/word/2020/wordml/sdtdatahash" xmlns:w16se="http://schemas.microsoft.com/office/word/2015/wordml/symex" xmlns:wpg="http://schemas.microsoft.com/office/word/2010/wordprocessingGroup" xmlns:wpi="http://schemas.microsoft.com/office/word/2010/wordprocessingInk" xmlns:wne="http://schemas.microsoft.com/office/word/2006/wordml" xmlns:wps="http://schemas.microsoft.com/office/word/2010/wordprocessingShape" mc:Ignorable="w14 w15 w16se w16cid w16 w16cex w16sdtdh w16du wp14">
+<w:numbering xmlns:wpc="http://schemas.microsoft.com/office/word/2010/wordprocessingCanvas" xmlns:cx="http://schemas.microsoft.com/office/drawing/2014/chartex" xmlns:cx1="http://schemas.microsoft.com/office/drawing/2015/9/8/chartex" xmlns:cx2="http://schemas.microsoft.com/office/drawing/2015/10/21/chartex" xmlns:cx3="http://schemas.microsoft.com/office/drawing/2016/5/9/chartex" xmlns:cx4="http://schemas.microsoft.com/office/drawing/2016/5/10/chartex" xmlns:cx5="http://schemas.microsoft.com/office/drawing/2016/5/11/chartex" xmlns:cx6="http://schemas.microsoft.com/office/drawing/2016/5/12/chartex" xmlns:cx7="http://schemas.microsoft.com/office/drawing/2016/5/13/chartex" xmlns:cx8="http://schemas.microsoft.com/office/drawing/2016/5/14/chartex" xmlns:mc="http://schemas.openxmlformats.org/markup-compatibility/2006" xmlns:aink="http://schemas.microsoft.com/office/drawing/2016/ink" xmlns:am3d="http://schemas.microsoft.com/office/drawing/2017/model3d" xmlns:o="urn:schemas-microsoft-com:office:office" xmlns:oel="http://schemas.microsoft.com/office/2019/extlst" xmlns:r="http://schemas.openxmlformats.org/officeDocument/2006/relationships" xmlns:m="http://schemas.openxmlformats.org/officeDocument/2006/math" xmlns:v="urn:schemas-microsoft-com:vml" xmlns:wp14="http://schemas.microsoft.com/office/word/2010/wordprocessingDrawing" xmlns:wp="http://schemas.openxmlformats.org/drawingml/2006/wordprocessingDrawing" xmlns:w10="urn:schemas-microsoft-com:office:word" xmlns:w="http://schemas.openxmlformats.org/wordprocessingml/2006/main" xmlns:w14="http://schemas.microsoft.com/office/word/2010/wordml" xmlns:w15="http://schemas.microsoft.com/office/word/2012/wordml" xmlns:w16cex="http://schemas.microsoft.com/office/word/2018/wordml/cex" xmlns:w16cid="http://schemas.microsoft.com/office/word/2016/wordml/cid" xmlns:w16="http://schemas.microsoft.com/office/word/2018/wordml" xmlns:w16du="http://schemas.microsoft.com/office/word/2023/wordml/word16du" xmlns:w16sdtdh="http://schemas.microsoft.com/office/word/2020/wordml/sdtdatahash" xmlns:w16sdtfl="http://schemas.microsoft.com/office/word/2024/wordml/sdtformatlock" xmlns:w16se="http://schemas.microsoft.com/office/word/2015/wordml/symex" xmlns:wpg="http://schemas.microsoft.com/office/word/2010/wordprocessingGroup" xmlns:wpi="http://schemas.microsoft.com/office/word/2010/wordprocessingInk" xmlns:wne="http://schemas.microsoft.com/office/word/2006/wordml" xmlns:wps="http://schemas.microsoft.com/office/word/2010/wordprocessingShape" mc:Ignorable="w14 w15 w16se w16cid w16 w16cex w16sdtdh w16sdtfl w16du wp14">
   <w:abstractNum w:abstractNumId="0" w15:restartNumberingAfterBreak="0">
     <w:nsid w:val="3D5D4E16"/>
     <w:multiLevelType w:val="hybridMultilevel"/>
@@ -770,7 +352,7 @@
 </file>
 
 <file path=word/styles.xml><?xml version="1.0" encoding="utf-8"?>
-<w:styles xmlns:mc="http://schemas.openxmlformats.org/markup-compatibility/2006" xmlns:r="http://schemas.openxmlformats.org/officeDocument/2006/relationships" xmlns:w="http://schemas.openxmlformats.org/wordprocessingml/2006/main" xmlns:w14="http://schemas.microsoft.com/office/word/2010/wordml" xmlns:w15="http://schemas.microsoft.com/office/word/2012/wordml" xmlns:w16cex="http://schemas.microsoft.com/office/word/2018/wordml/cex" xmlns:w16cid="http://schemas.microsoft.com/office/word/2016/wordml/cid" xmlns:w16="http://schemas.microsoft.com/office/word/2018/wordml" xmlns:w16du="http://schemas.microsoft.com/office/word/2023/wordml/word16du" xmlns:w16sdtdh="http://schemas.microsoft.com/office/word/2020/wordml/sdtdatahash" xmlns:w16se="http://schemas.microsoft.com/office/word/2015/wordml/symex" mc:Ignorable="w14 w15 w16se w16cid w16 w16cex w16sdtdh w16du">
+<w:styles xmlns:mc="http://schemas.openxmlformats.org/markup-compatibility/2006" xmlns:r="http://schemas.openxmlformats.org/officeDocument/2006/relationships" xmlns:w="http://schemas.openxmlformats.org/wordprocessingml/2006/main" xmlns:w14="http://schemas.microsoft.com/office/word/2010/wordml" xmlns:w15="http://schemas.microsoft.com/office/word/2012/wordml" xmlns:w16cex="http://schemas.microsoft.com/office/word/2018/wordml/cex" xmlns:w16cid="http://schemas.microsoft.com/office/word/2016/wordml/cid" xmlns:w16="http://schemas.microsoft.com/office/word/2018/wordml" xmlns:w16du="http://schemas.microsoft.com/office/word/2023/wordml/word16du" xmlns:w16sdtdh="http://schemas.microsoft.com/office/word/2020/wordml/sdtdatahash" xmlns:w16sdtfl="http://schemas.microsoft.com/office/word/2024/wordml/sdtformatlock" xmlns:w16se="http://schemas.microsoft.com/office/word/2015/wordml/symex" mc:Ignorable="w14 w15 w16se w16cid w16 w16cex w16sdtdh w16sdtfl w16du">
   <w:docDefaults>
     <w:rPrDefault>
       <w:rPr>
@@ -1373,7 +955,6 @@
   <w:style w:type="character" w:default="1" w:styleId="DefaultParagraphFont">
     <w:name w:val="Default Paragraph Font"/>
     <w:uiPriority w:val="1"/>
-    <w:semiHidden/>
     <w:unhideWhenUsed/>
   </w:style>
   <w:style w:type="table" w:default="1" w:styleId="TableNormal">
